--- a/docs/projet/tests-utilisateurs/word/Cahier_de_test_08_RH_et_paie.docx
+++ b/docs/projet/tests-utilisateurs/word/Cahier_de_test_08_RH_et_paie.docx
@@ -787,7 +787,7 @@
           <w:sz w:val="20"/>
           <w:szCs w:val="20"/>
         </w:rPr>
-        <w:t xml:space="preserve">Se connecter. Ouvrez l'adresse de la recette communiquée par E-VOLUTION XP, dans Chrome ou Edge, puis la tuile RH de l'accueil. Identifiant : le compte de test indiqué dans le scénario. Mot de passe : le mot de passe commun de la recette, communiqué par E-VOLUTION XP.</w:t>
+        <w:t xml:space="preserve">Se connecter. Ouvrez, dans Chrome ou Edge, l'adresse de la recette communiquée par E-VOLUTION XP suivie de /rh : test.rh et test.salarie n'ont pas Finance, l'adresse seule les refuse. Les autres comptes peuvent aussi passer par l'accueil, rayon RH. Identifiant : le compte de test indiqué dans le scénario. Mot de passe : le mot de passe commun de la recette, communiqué par E-VOLUTION XP.</w:t>
       </w:r>
     </w:p>
     <w:p>
@@ -8933,7 +8933,7 @@
           <w:sz w:val="20"/>
           <w:szCs w:val="20"/>
         </w:rPr>
-        <w:t xml:space="preserve">Connectez-vous : l'application s'ouvre sur « Mon espace » (« Bonjour, Thierno »).</w:t>
+        <w:t xml:space="preserve">Ouvrez l'adresse de la recette suivie de /rh et connectez-vous : l'application s'ouvre sur « Mon espace » (« Bonjour, Thierno »).</w:t>
       </w:r>
     </w:p>
     <w:p>
@@ -11405,7 +11405,7 @@
           <w:sz w:val="20"/>
           <w:szCs w:val="20"/>
         </w:rPr>
-        <w:t xml:space="preserve">test.daf : l'accueil ne montre pas de tuile RH. Remplacez la fin de l'adresse par /rh.</w:t>
+        <w:t xml:space="preserve">test.daf : l'accueil ne montre pas de rayon RH. Remplacez la fin de l'adresse par /rh.</w:t>
       </w:r>
     </w:p>
     <w:p>
